--- a/data/outputs/v2/Grade11/Biology/Quizzes/SS3.2_Growth_and_Development_in_Animals/Biology_G11_SS3.2_Growth_and_Development_in_Animals_L1_AnswerKey.docx
+++ b/data/outputs/v2/Grade11/Biology/Quizzes/SS3.2_Growth_and_Development_in_Animals/Biology_G11_SS3.2_Growth_and_Development_in_Animals_L1_AnswerKey.docx
@@ -1775,7 +1775,7 @@
         </w:rPr>
         <w:t xml:space="preserve">© 2026 SeaVuria and ARES. Aligned with KICD objectives. Developed by SeaVuria; technical implementation by ARES (with AI assistance from Claude). Licensed under </w:t>
       </w:r>
-      <w:hyperlink w:history="1" r:id="rId7z3-dmeuu-lk8lw4lztfx">
+      <w:hyperlink w:history="1" r:id="rIdtn1_7hkbqjadqecd3yxnj">
         <w:r>
           <w:rPr>
             <w:rFonts w:ascii="Arial" w:cs="Arial" w:eastAsia="Arial" w:hAnsi="Arial"/>
@@ -1796,7 +1796,7 @@
         </w:rPr>
         <w:t xml:space="preserve"> (</w:t>
       </w:r>
-      <w:hyperlink w:history="1" r:id="rId2xfzvpp0amt3ng40_zrhn">
+      <w:hyperlink w:history="1" r:id="rIduv0afhnv--xuam0cdvm_h">
         <w:r>
           <w:rPr>
             <w:rFonts w:ascii="Arial" w:cs="Arial" w:eastAsia="Arial" w:hAnsi="Arial"/>

--- a/data/outputs/v2/Grade11/Biology/Quizzes/SS3.2_Growth_and_Development_in_Animals/Biology_G11_SS3.2_Growth_and_Development_in_Animals_L1_AnswerKey.docx
+++ b/data/outputs/v2/Grade11/Biology/Quizzes/SS3.2_Growth_and_Development_in_Animals/Biology_G11_SS3.2_Growth_and_Development_in_Animals_L1_AnswerKey.docx
@@ -1775,7 +1775,7 @@
         </w:rPr>
         <w:t xml:space="preserve">© 2026 SeaVuria and ARES. Aligned with KICD objectives. Developed by SeaVuria; technical implementation by ARES (with AI assistance from Claude). Licensed under </w:t>
       </w:r>
-      <w:hyperlink w:history="1" r:id="rIdtn1_7hkbqjadqecd3yxnj">
+      <w:hyperlink w:history="1" r:id="rIdoazxxz-mafk0tuxmq5k0p">
         <w:r>
           <w:rPr>
             <w:rFonts w:ascii="Arial" w:cs="Arial" w:eastAsia="Arial" w:hAnsi="Arial"/>
@@ -1796,7 +1796,7 @@
         </w:rPr>
         <w:t xml:space="preserve"> (</w:t>
       </w:r>
-      <w:hyperlink w:history="1" r:id="rIduv0afhnv--xuam0cdvm_h">
+      <w:hyperlink w:history="1" r:id="rIdf-0fpzcjkdnlsx51hteoq">
         <w:r>
           <w:rPr>
             <w:rFonts w:ascii="Arial" w:cs="Arial" w:eastAsia="Arial" w:hAnsi="Arial"/>
